--- a/docs/phase-6-build.docx
+++ b/docs/phase-6-build.docx
@@ -17,7 +17,7 @@
           <w:sz w:val="36"/>
           <w:szCs w:val="36"/>
         </w:rPr>
-        <w:t xml:space="preserve">Phase 6: Phase 6: Build Pipeline &amp; Developer Scripts</w:t>
+        <w:t xml:space="preserve">Phase 6: Phase 6: Human-Generated Text Engine &amp; Cross-Platform Build Pipeline</w:t>
       </w:r>
     </w:p>
     <w:p>
@@ -33,7 +33,7 @@
           <w:sz w:val="20"/>
           <w:szCs w:val="20"/>
         </w:rPr>
-        <w:t xml:space="preserve">NexusAI Browser Agent — Making Development and Deployment Simple</w:t>
+        <w:t xml:space="preserve">NexusAI Browser Agent — Natural Voice Generation, Heuristic AI Sanitization &amp; Unified Build System</w:t>
       </w:r>
     </w:p>
     <w:p>
@@ -82,7 +82,7 @@
           <w:sz w:val="22"/>
           <w:szCs w:val="22"/>
         </w:rPr>
-        <w:t xml:space="preserve">A build pipeline is the automated process that takes our human-readable source code and transforms it into the actual program that runs in your browser or computer. Without it, you would need to manually run many complex steps in the right order every time you wanted to test a change.</w:t>
+        <w:t xml:space="preserve">Artificial intelligence generated text frequently suffers from recognizable defects: throat-clearing preamble ("In the contemporary technological landscape..."), repetitive corporate clichés ("spearheading transformative, cutting-edge initiatives"), unnatural punctuation (excessive em dashes), and vague abstractions lacking concrete numbers or authentic tone. When job recruiters or hiring managers notice these traits in an application form, candidates are often immediately disqualified.</w:t>
       </w:r>
     </w:p>
     <w:p>
@@ -96,7 +96,7 @@
           <w:sz w:val="22"/>
           <w:szCs w:val="22"/>
         </w:rPr>
-        <w:t xml:space="preserve">We built a one-command setup script (build-and-install.ps1) that handles everything: installing dependencies, building all three packages in the correct order, registering the bridge with Chrome, and telling you exactly what to do next (load the extension folder in Chrome). What previously took many manual steps now takes one command.</w:t>
+        <w:t xml:space="preserve">To solve this, we created the "Human-Generated Voice" engine in NexusAI. Available via an intuitive toggle switch in both the extension popup and the Resume Vault, this mode forces all generated answers, application responses, and agent prose to sound 100% human. It starts immediately with the point, replaces vague claims with specific numbers and dates from the candidate's resume, uses conversational contractions ("I've", "didn't"), and strictly strips all corporate AI buzzwords and em dashes.</w:t>
       </w:r>
     </w:p>
     <w:p>
@@ -110,7 +110,7 @@
           <w:sz w:val="22"/>
           <w:szCs w:val="22"/>
         </w:rPr>
-        <w:t xml:space="preserve">We also set up separate development and production modes. In development mode, the extension rebuilds automatically whenever you change a file, so you can see your changes in the browser immediately. In production mode, it creates an optimized, compact version ready for distribution.</w:t>
+        <w:t xml:space="preserve">Alongside the humanizer engine, we developed a unified, cross-platform build and installation pipeline. Previously, setting up an autonomous browser agent required manually compiling multiple packages in a delicate sequence, setting environment paths, and editing the Windows Registry or macOS system directories. With our new build runner (scripts/build-all.mjs), host installer (scripts/install-host.mjs), and one-click launch scripts (build-and-install.ps1 and build-and-install.sh), the entire runtime builds and configures itself with a single command.</w:t>
       </w:r>
     </w:p>
     <w:p>
@@ -144,7 +144,7 @@
           <w:sz w:val="22"/>
           <w:szCs w:val="22"/>
         </w:rPr>
-        <w:t xml:space="preserve">One command (build-and-install.ps1) handles the entire setup from scratch</w:t>
+        <w:t xml:space="preserve">Human-Generated Voice toggle: Produces natural, concise, and authentic text that sounds like a real person</w:t>
       </w:r>
     </w:p>
     <w:p>
@@ -162,7 +162,7 @@
           <w:sz w:val="22"/>
           <w:szCs w:val="22"/>
         </w:rPr>
-        <w:t xml:space="preserve">Development mode: instant hot reload when files change</w:t>
+        <w:t xml:space="preserve">Strict anti-AI sanitization: Bans 18+ corporate clichés (delve, robust, pivotal, transformative, cutting-edge, etc.) and eliminates em dashes</w:t>
       </w:r>
     </w:p>
     <w:p>
@@ -180,7 +180,7 @@
           <w:sz w:val="22"/>
           <w:szCs w:val="22"/>
         </w:rPr>
-        <w:t xml:space="preserve">Production mode: optimized, minified output ready for distribution</w:t>
+        <w:t xml:space="preserve">Direct &amp; specific: Skips throat-clearing openers, answers the core question in the very first sentence, and cites real resume accomplishments</w:t>
       </w:r>
     </w:p>
     <w:p>
@@ -198,7 +198,25 @@
           <w:sz w:val="22"/>
           <w:szCs w:val="22"/>
         </w:rPr>
-        <w:t xml:space="preserve">All three packages (extension, bridge, shared) build in the correct dependency order</w:t>
+        <w:t xml:space="preserve">Topological multi-package build: Compiles @nexusai/shared, @nexusai/bridge, and @nexusai/extension in strict dependency order</w:t>
+      </w:r>
+    </w:p>
+    <w:p>
+      <w:pPr>
+        <w:pStyle w:val="ListParagraph"/>
+        <w:numPr>
+          <w:ilvl w:val="0"/>
+          <w:numId w:val="1"/>
+        </w:numPr>
+        <w:spacing w:after="60" w:before="60"/>
+      </w:pPr>
+      <w:r>
+        <w:rPr>
+          <w:color w:val="1F2937"/>
+          <w:sz w:val="22"/>
+          <w:szCs w:val="22"/>
+        </w:rPr>
+        <w:t xml:space="preserve">One-click native host registration: Automatically configures Chrome and Chromium manifest files and Windows Registry keys for com.nexusai.browserhost</w:t>
       </w:r>
     </w:p>
     <w:p>
@@ -255,7 +273,7 @@
           <w:sz w:val="22"/>
           <w:szCs w:val="22"/>
         </w:rPr>
-        <w:t xml:space="preserve">The build system uses pnpm's --filter flag with topological ordering to build packages in dependency order: shared first, then bridge and extension in parallel. The extension uses WXT's built-in Vite pipeline; the bridge and shared packages use tsup for fast, zero-config TypeScript compilation with both CJS and ESM output.</w:t>
+        <w:t xml:space="preserve">The Humanizer engine operates as a dual-layer system combining prompt-level constraints and deterministic post-processing heuristics. In @nexusai/shared/src/constants.ts, HUMANIZER_SYSTEM_PROMPT defines explicit grammatical and stylistic axioms (start with the point, cut filler, use active verbs, prefer contractions, zero em dashes). In packages/extension/entrypoints/background/tools/browser/job-applier.ts, the sanitizeHumanOutput() function executes regex transformations that replace em dashes with commas or hyphens, strip banned buzzwords (BANNED_AI_WORDS), and remove generic conclusions.</w:t>
       </w:r>
     </w:p>
     <w:p>
@@ -269,7 +287,21 @@
           <w:sz w:val="22"/>
           <w:szCs w:val="22"/>
         </w:rPr>
-        <w:t xml:space="preserve">The PowerShell setup script coordinates: pnpm install (hoisted deps), pnpm build (all packages), npm link (bridge to global), nexus-bridge register (native host), and user-facing instructions for the Chrome step.</w:t>
+        <w:t xml:space="preserve">State is synchronized reactively through Chrome local storage under STORAGE_KEYS.HUMAN_TEXT_ENABLED (nexus_human_text_enabled). Both popup/App.vue and ResumeHub.vue expose custom toggle components that dynamically update this flag. When activated, the autonomous job applier passes humanizeText: true to the backend tool executor, and the sidepanel chat composable injects style directives into user act requests.</w:t>
+      </w:r>
+    </w:p>
+    <w:p>
+      <w:pPr>
+        <w:spacing w:after="120" w:before="80"/>
+        <w:jc w:val="left"/>
+      </w:pPr>
+      <w:r>
+        <w:rPr>
+          <w:color w:val="1F2937"/>
+          <w:sz w:val="22"/>
+          <w:szCs w:val="22"/>
+        </w:rPr>
+        <w:t xml:space="preserve">The build pipeline (scripts/build-all.mjs) executes topological compilation using pnpm --filter across packages. It verifies artifact integrity at each phase, ensures node_path.txt contains the runtime Node executable to prevent native ABI drift (better-sqlite3), and builds the Chrome MV3 bundle via WXT. The registration utility (scripts/install-host.mjs) resolves run_host.bat or run_host.sh and writes NativeMessagingHosts configuration files across Google Chrome and Chromium, registering HKCU registry entries on Windows and setting 0755 execution bits on POSIX systems.</w:t>
       </w:r>
     </w:p>
     <w:p>
@@ -285,7 +317,7 @@
           <w:sz w:val="24"/>
           <w:szCs w:val="24"/>
         </w:rPr>
-        <w:t xml:space="preserve">scripts/build-and-install.ps1</w:t>
+        <w:t xml:space="preserve">Heuristic Sanitizer (packages/extension/entrypoints/background/tools/browser/job-applier.ts)</w:t>
       </w:r>
     </w:p>
     <w:tbl>
@@ -324,475 +356,319 @@
                 <w:sz w:val="18"/>
                 <w:szCs w:val="18"/>
               </w:rPr>
-              <w:t xml:space="preserve"># NexusAI Browser Agent — One-Command Setup</w:t>
-            </w:r>
-          </w:p>
-        </w:tc>
-      </w:tr>
-      <w:tr>
-        <w:tc>
-          <w:tcPr>
-            <w:shd w:fill="F3F4F6" w:val="solid"/>
-            <w:tcMar>
-              <w:left w:type="dxa" w:w="144"/>
-              <w:right w:type="dxa" w:w="144"/>
-            </w:tcMar>
-          </w:tcPr>
-          <w:p>
-            <w:pPr>
-              <w:spacing w:after="40" w:before="40"/>
-              <w:ind w:left="144"/>
-            </w:pPr>
-            <w:r>
-              <w:rPr>
-                <w:rFonts w:ascii="Courier New" w:cs="Courier New" w:eastAsia="Courier New" w:hAnsi="Courier New"/>
-                <w:color w:val="1F2937"/>
-                <w:sz w:val="18"/>
-                <w:szCs w:val="18"/>
-              </w:rPr>
-              <w:t xml:space="preserve">Write-Host "Installing dependencies..." -ForegroundColor Cyan</w:t>
-            </w:r>
-          </w:p>
-        </w:tc>
-      </w:tr>
-      <w:tr>
-        <w:tc>
-          <w:tcPr>
-            <w:shd w:fill="F3F4F6" w:val="solid"/>
-            <w:tcMar>
-              <w:left w:type="dxa" w:w="144"/>
-              <w:right w:type="dxa" w:w="144"/>
-            </w:tcMar>
-          </w:tcPr>
-          <w:p>
-            <w:pPr>
-              <w:spacing w:after="40" w:before="40"/>
-              <w:ind w:left="144"/>
-            </w:pPr>
-            <w:r>
-              <w:rPr>
-                <w:rFonts w:ascii="Courier New" w:cs="Courier New" w:eastAsia="Courier New" w:hAnsi="Courier New"/>
-                <w:color w:val="1F2937"/>
-                <w:sz w:val="18"/>
-                <w:szCs w:val="18"/>
-              </w:rPr>
-              <w:t xml:space="preserve">pnpm install</w:t>
-            </w:r>
-          </w:p>
-        </w:tc>
-      </w:tr>
-      <w:tr>
-        <w:tc>
-          <w:tcPr>
-            <w:shd w:fill="F3F4F6" w:val="solid"/>
-            <w:tcMar>
-              <w:left w:type="dxa" w:w="144"/>
-              <w:right w:type="dxa" w:w="144"/>
-            </w:tcMar>
-          </w:tcPr>
-          <w:p>
-            <w:pPr>
-              <w:spacing w:after="40" w:before="40"/>
-              <w:ind w:left="144"/>
-            </w:pPr>
-            <w:r>
-              <w:rPr>
-                <w:rFonts w:ascii="Courier New" w:cs="Courier New" w:eastAsia="Courier New" w:hAnsi="Courier New"/>
-                <w:color w:val="1F2937"/>
-                <w:sz w:val="18"/>
-                <w:szCs w:val="18"/>
-              </w:rPr>
-              <w:t xml:space="preserve"/>
-            </w:r>
-          </w:p>
-        </w:tc>
-      </w:tr>
-      <w:tr>
-        <w:tc>
-          <w:tcPr>
-            <w:shd w:fill="F3F4F6" w:val="solid"/>
-            <w:tcMar>
-              <w:left w:type="dxa" w:w="144"/>
-              <w:right w:type="dxa" w:w="144"/>
-            </w:tcMar>
-          </w:tcPr>
-          <w:p>
-            <w:pPr>
-              <w:spacing w:after="40" w:before="40"/>
-              <w:ind w:left="144"/>
-            </w:pPr>
-            <w:r>
-              <w:rPr>
-                <w:rFonts w:ascii="Courier New" w:cs="Courier New" w:eastAsia="Courier New" w:hAnsi="Courier New"/>
-                <w:color w:val="1F2937"/>
-                <w:sz w:val="18"/>
-                <w:szCs w:val="18"/>
-              </w:rPr>
-              <w:t xml:space="preserve">Write-Host "Building all packages..." -ForegroundColor Cyan</w:t>
-            </w:r>
-          </w:p>
-        </w:tc>
-      </w:tr>
-      <w:tr>
-        <w:tc>
-          <w:tcPr>
-            <w:shd w:fill="F3F4F6" w:val="solid"/>
-            <w:tcMar>
-              <w:left w:type="dxa" w:w="144"/>
-              <w:right w:type="dxa" w:w="144"/>
-            </w:tcMar>
-          </w:tcPr>
-          <w:p>
-            <w:pPr>
-              <w:spacing w:after="40" w:before="40"/>
-              <w:ind w:left="144"/>
-            </w:pPr>
-            <w:r>
-              <w:rPr>
-                <w:rFonts w:ascii="Courier New" w:cs="Courier New" w:eastAsia="Courier New" w:hAnsi="Courier New"/>
-                <w:color w:val="1F2937"/>
-                <w:sz w:val="18"/>
-                <w:szCs w:val="18"/>
-              </w:rPr>
-              <w:t xml:space="preserve">pnpm build</w:t>
-            </w:r>
-          </w:p>
-        </w:tc>
-      </w:tr>
-      <w:tr>
-        <w:tc>
-          <w:tcPr>
-            <w:shd w:fill="F3F4F6" w:val="solid"/>
-            <w:tcMar>
-              <w:left w:type="dxa" w:w="144"/>
-              <w:right w:type="dxa" w:w="144"/>
-            </w:tcMar>
-          </w:tcPr>
-          <w:p>
-            <w:pPr>
-              <w:spacing w:after="40" w:before="40"/>
-              <w:ind w:left="144"/>
-            </w:pPr>
-            <w:r>
-              <w:rPr>
-                <w:rFonts w:ascii="Courier New" w:cs="Courier New" w:eastAsia="Courier New" w:hAnsi="Courier New"/>
-                <w:color w:val="1F2937"/>
-                <w:sz w:val="18"/>
-                <w:szCs w:val="18"/>
-              </w:rPr>
-              <w:t xml:space="preserve"/>
-            </w:r>
-          </w:p>
-        </w:tc>
-      </w:tr>
-      <w:tr>
-        <w:tc>
-          <w:tcPr>
-            <w:shd w:fill="F3F4F6" w:val="solid"/>
-            <w:tcMar>
-              <w:left w:type="dxa" w:w="144"/>
-              <w:right w:type="dxa" w:w="144"/>
-            </w:tcMar>
-          </w:tcPr>
-          <w:p>
-            <w:pPr>
-              <w:spacing w:after="40" w:before="40"/>
-              <w:ind w:left="144"/>
-            </w:pPr>
-            <w:r>
-              <w:rPr>
-                <w:rFonts w:ascii="Courier New" w:cs="Courier New" w:eastAsia="Courier New" w:hAnsi="Courier New"/>
-                <w:color w:val="1F2937"/>
-                <w:sz w:val="18"/>
-                <w:szCs w:val="18"/>
-              </w:rPr>
-              <w:t xml:space="preserve">Write-Host "Linking nexus-bridge globally..." -ForegroundColor Cyan</w:t>
-            </w:r>
-          </w:p>
-        </w:tc>
-      </w:tr>
-      <w:tr>
-        <w:tc>
-          <w:tcPr>
-            <w:shd w:fill="F3F4F6" w:val="solid"/>
-            <w:tcMar>
-              <w:left w:type="dxa" w:w="144"/>
-              <w:right w:type="dxa" w:w="144"/>
-            </w:tcMar>
-          </w:tcPr>
-          <w:p>
-            <w:pPr>
-              <w:spacing w:after="40" w:before="40"/>
-              <w:ind w:left="144"/>
-            </w:pPr>
-            <w:r>
-              <w:rPr>
-                <w:rFonts w:ascii="Courier New" w:cs="Courier New" w:eastAsia="Courier New" w:hAnsi="Courier New"/>
-                <w:color w:val="1F2937"/>
-                <w:sz w:val="18"/>
-                <w:szCs w:val="18"/>
-              </w:rPr>
-              <w:t xml:space="preserve">Set-Location packages/bridge</w:t>
-            </w:r>
-          </w:p>
-        </w:tc>
-      </w:tr>
-      <w:tr>
-        <w:tc>
-          <w:tcPr>
-            <w:shd w:fill="F3F4F6" w:val="solid"/>
-            <w:tcMar>
-              <w:left w:type="dxa" w:w="144"/>
-              <w:right w:type="dxa" w:w="144"/>
-            </w:tcMar>
-          </w:tcPr>
-          <w:p>
-            <w:pPr>
-              <w:spacing w:after="40" w:before="40"/>
-              <w:ind w:left="144"/>
-            </w:pPr>
-            <w:r>
-              <w:rPr>
-                <w:rFonts w:ascii="Courier New" w:cs="Courier New" w:eastAsia="Courier New" w:hAnsi="Courier New"/>
-                <w:color w:val="1F2937"/>
-                <w:sz w:val="18"/>
-                <w:szCs w:val="18"/>
-              </w:rPr>
-              <w:t xml:space="preserve">npm link</w:t>
-            </w:r>
-          </w:p>
-        </w:tc>
-      </w:tr>
-      <w:tr>
-        <w:tc>
-          <w:tcPr>
-            <w:shd w:fill="F3F4F6" w:val="solid"/>
-            <w:tcMar>
-              <w:left w:type="dxa" w:w="144"/>
-              <w:right w:type="dxa" w:w="144"/>
-            </w:tcMar>
-          </w:tcPr>
-          <w:p>
-            <w:pPr>
-              <w:spacing w:after="40" w:before="40"/>
-              <w:ind w:left="144"/>
-            </w:pPr>
-            <w:r>
-              <w:rPr>
-                <w:rFonts w:ascii="Courier New" w:cs="Courier New" w:eastAsia="Courier New" w:hAnsi="Courier New"/>
-                <w:color w:val="1F2937"/>
-                <w:sz w:val="18"/>
-                <w:szCs w:val="18"/>
-              </w:rPr>
-              <w:t xml:space="preserve">Set-Location ../..</w:t>
-            </w:r>
-          </w:p>
-        </w:tc>
-      </w:tr>
-      <w:tr>
-        <w:tc>
-          <w:tcPr>
-            <w:shd w:fill="F3F4F6" w:val="solid"/>
-            <w:tcMar>
-              <w:left w:type="dxa" w:w="144"/>
-              <w:right w:type="dxa" w:w="144"/>
-            </w:tcMar>
-          </w:tcPr>
-          <w:p>
-            <w:pPr>
-              <w:spacing w:after="40" w:before="40"/>
-              <w:ind w:left="144"/>
-            </w:pPr>
-            <w:r>
-              <w:rPr>
-                <w:rFonts w:ascii="Courier New" w:cs="Courier New" w:eastAsia="Courier New" w:hAnsi="Courier New"/>
-                <w:color w:val="1F2937"/>
-                <w:sz w:val="18"/>
-                <w:szCs w:val="18"/>
-              </w:rPr>
-              <w:t xml:space="preserve"/>
-            </w:r>
-          </w:p>
-        </w:tc>
-      </w:tr>
-      <w:tr>
-        <w:tc>
-          <w:tcPr>
-            <w:shd w:fill="F3F4F6" w:val="solid"/>
-            <w:tcMar>
-              <w:left w:type="dxa" w:w="144"/>
-              <w:right w:type="dxa" w:w="144"/>
-            </w:tcMar>
-          </w:tcPr>
-          <w:p>
-            <w:pPr>
-              <w:spacing w:after="40" w:before="40"/>
-              <w:ind w:left="144"/>
-            </w:pPr>
-            <w:r>
-              <w:rPr>
-                <w:rFonts w:ascii="Courier New" w:cs="Courier New" w:eastAsia="Courier New" w:hAnsi="Courier New"/>
-                <w:color w:val="1F2937"/>
-                <w:sz w:val="18"/>
-                <w:szCs w:val="18"/>
-              </w:rPr>
-              <w:t xml:space="preserve">Write-Host "Registering native messaging host..." -ForegroundColor Cyan</w:t>
-            </w:r>
-          </w:p>
-        </w:tc>
-      </w:tr>
-      <w:tr>
-        <w:tc>
-          <w:tcPr>
-            <w:shd w:fill="F3F4F6" w:val="solid"/>
-            <w:tcMar>
-              <w:left w:type="dxa" w:w="144"/>
-              <w:right w:type="dxa" w:w="144"/>
-            </w:tcMar>
-          </w:tcPr>
-          <w:p>
-            <w:pPr>
-              <w:spacing w:after="40" w:before="40"/>
-              <w:ind w:left="144"/>
-            </w:pPr>
-            <w:r>
-              <w:rPr>
-                <w:rFonts w:ascii="Courier New" w:cs="Courier New" w:eastAsia="Courier New" w:hAnsi="Courier New"/>
-                <w:color w:val="1F2937"/>
-                <w:sz w:val="18"/>
-                <w:szCs w:val="18"/>
-              </w:rPr>
-              <w:t xml:space="preserve">nexus-bridge register</w:t>
-            </w:r>
-          </w:p>
-        </w:tc>
-      </w:tr>
-      <w:tr>
-        <w:tc>
-          <w:tcPr>
-            <w:shd w:fill="F3F4F6" w:val="solid"/>
-            <w:tcMar>
-              <w:left w:type="dxa" w:w="144"/>
-              <w:right w:type="dxa" w:w="144"/>
-            </w:tcMar>
-          </w:tcPr>
-          <w:p>
-            <w:pPr>
-              <w:spacing w:after="40" w:before="40"/>
-              <w:ind w:left="144"/>
-            </w:pPr>
-            <w:r>
-              <w:rPr>
-                <w:rFonts w:ascii="Courier New" w:cs="Courier New" w:eastAsia="Courier New" w:hAnsi="Courier New"/>
-                <w:color w:val="1F2937"/>
-                <w:sz w:val="18"/>
-                <w:szCs w:val="18"/>
-              </w:rPr>
-              <w:t xml:space="preserve"/>
-            </w:r>
-          </w:p>
-        </w:tc>
-      </w:tr>
-      <w:tr>
-        <w:tc>
-          <w:tcPr>
-            <w:shd w:fill="F3F4F6" w:val="solid"/>
-            <w:tcMar>
-              <w:left w:type="dxa" w:w="144"/>
-              <w:right w:type="dxa" w:w="144"/>
-            </w:tcMar>
-          </w:tcPr>
-          <w:p>
-            <w:pPr>
-              <w:spacing w:after="40" w:before="40"/>
-              <w:ind w:left="144"/>
-            </w:pPr>
-            <w:r>
-              <w:rPr>
-                <w:rFonts w:ascii="Courier New" w:cs="Courier New" w:eastAsia="Courier New" w:hAnsi="Courier New"/>
-                <w:color w:val="1F2937"/>
-                <w:sz w:val="18"/>
-                <w:szCs w:val="18"/>
-              </w:rPr>
-              <w:t xml:space="preserve">Write-Host "" </w:t>
-            </w:r>
-          </w:p>
-        </w:tc>
-      </w:tr>
-      <w:tr>
-        <w:tc>
-          <w:tcPr>
-            <w:shd w:fill="F3F4F6" w:val="solid"/>
-            <w:tcMar>
-              <w:left w:type="dxa" w:w="144"/>
-              <w:right w:type="dxa" w:w="144"/>
-            </w:tcMar>
-          </w:tcPr>
-          <w:p>
-            <w:pPr>
-              <w:spacing w:after="40" w:before="40"/>
-              <w:ind w:left="144"/>
-            </w:pPr>
-            <w:r>
-              <w:rPr>
-                <w:rFonts w:ascii="Courier New" w:cs="Courier New" w:eastAsia="Courier New" w:hAnsi="Courier New"/>
-                <w:color w:val="1F2937"/>
-                <w:sz w:val="18"/>
-                <w:szCs w:val="18"/>
-              </w:rPr>
-              <w:t xml:space="preserve">Write-Host "Done! Final step:" -ForegroundColor Green</w:t>
-            </w:r>
-          </w:p>
-        </w:tc>
-      </w:tr>
-      <w:tr>
-        <w:tc>
-          <w:tcPr>
-            <w:shd w:fill="F3F4F6" w:val="solid"/>
-            <w:tcMar>
-              <w:left w:type="dxa" w:w="144"/>
-              <w:right w:type="dxa" w:w="144"/>
-            </w:tcMar>
-          </w:tcPr>
-          <w:p>
-            <w:pPr>
-              <w:spacing w:after="40" w:before="40"/>
-              <w:ind w:left="144"/>
-            </w:pPr>
-            <w:r>
-              <w:rPr>
-                <w:rFonts w:ascii="Courier New" w:cs="Courier New" w:eastAsia="Courier New" w:hAnsi="Courier New"/>
-                <w:color w:val="1F2937"/>
-                <w:sz w:val="18"/>
-                <w:szCs w:val="18"/>
-              </w:rPr>
-              <w:t xml:space="preserve">Write-Host "  Load packages/extension/.output/chrome-mv3" -ForegroundColor White</w:t>
-            </w:r>
-          </w:p>
-        </w:tc>
-      </w:tr>
-      <w:tr>
-        <w:tc>
-          <w:tcPr>
-            <w:shd w:fill="F3F4F6" w:val="solid"/>
-            <w:tcMar>
-              <w:left w:type="dxa" w:w="144"/>
-              <w:right w:type="dxa" w:w="144"/>
-            </w:tcMar>
-          </w:tcPr>
-          <w:p>
-            <w:pPr>
-              <w:spacing w:after="40" w:before="40"/>
-              <w:ind w:left="144"/>
-            </w:pPr>
-            <w:r>
-              <w:rPr>
-                <w:rFonts w:ascii="Courier New" w:cs="Courier New" w:eastAsia="Courier New" w:hAnsi="Courier New"/>
-                <w:color w:val="1F2937"/>
-                <w:sz w:val="18"/>
-                <w:szCs w:val="18"/>
-              </w:rPr>
-              <w:t xml:space="preserve">Write-Host "  as an unpacked extension in chrome://extensions/" -ForegroundColor White</w:t>
+              <w:t xml:space="preserve">function sanitizeHumanOutput(text: string): string {</w:t>
+            </w:r>
+          </w:p>
+        </w:tc>
+      </w:tr>
+      <w:tr>
+        <w:tc>
+          <w:tcPr>
+            <w:shd w:fill="F3F4F6" w:val="solid"/>
+            <w:tcMar>
+              <w:left w:type="dxa" w:w="144"/>
+              <w:right w:type="dxa" w:w="144"/>
+            </w:tcMar>
+          </w:tcPr>
+          <w:p>
+            <w:pPr>
+              <w:spacing w:after="40" w:before="40"/>
+              <w:ind w:left="144"/>
+            </w:pPr>
+            <w:r>
+              <w:rPr>
+                <w:rFonts w:ascii="Courier New" w:cs="Courier New" w:eastAsia="Courier New" w:hAnsi="Courier New"/>
+                <w:color w:val="1F2937"/>
+                <w:sz w:val="18"/>
+                <w:szCs w:val="18"/>
+              </w:rPr>
+              <w:t xml:space="preserve">  let cleaned = text;</w:t>
+            </w:r>
+          </w:p>
+        </w:tc>
+      </w:tr>
+      <w:tr>
+        <w:tc>
+          <w:tcPr>
+            <w:shd w:fill="F3F4F6" w:val="solid"/>
+            <w:tcMar>
+              <w:left w:type="dxa" w:w="144"/>
+              <w:right w:type="dxa" w:w="144"/>
+            </w:tcMar>
+          </w:tcPr>
+          <w:p>
+            <w:pPr>
+              <w:spacing w:after="40" w:before="40"/>
+              <w:ind w:left="144"/>
+            </w:pPr>
+            <w:r>
+              <w:rPr>
+                <w:rFonts w:ascii="Courier New" w:cs="Courier New" w:eastAsia="Courier New" w:hAnsi="Courier New"/>
+                <w:color w:val="1F2937"/>
+                <w:sz w:val="18"/>
+                <w:szCs w:val="18"/>
+              </w:rPr>
+              <w:t xml:space="preserve">  // 1. Strictly remove all em dashes and en dashes</w:t>
+            </w:r>
+          </w:p>
+        </w:tc>
+      </w:tr>
+      <w:tr>
+        <w:tc>
+          <w:tcPr>
+            <w:shd w:fill="F3F4F6" w:val="solid"/>
+            <w:tcMar>
+              <w:left w:type="dxa" w:w="144"/>
+              <w:right w:type="dxa" w:w="144"/>
+            </w:tcMar>
+          </w:tcPr>
+          <w:p>
+            <w:pPr>
+              <w:spacing w:after="40" w:before="40"/>
+              <w:ind w:left="144"/>
+            </w:pPr>
+            <w:r>
+              <w:rPr>
+                <w:rFonts w:ascii="Courier New" w:cs="Courier New" w:eastAsia="Courier New" w:hAnsi="Courier New"/>
+                <w:color w:val="1F2937"/>
+                <w:sz w:val="18"/>
+                <w:szCs w:val="18"/>
+              </w:rPr>
+              <w:t xml:space="preserve">  cleaned = cleaned.replace(/\s*[—–]\s*/g, ", ");</w:t>
+            </w:r>
+          </w:p>
+        </w:tc>
+      </w:tr>
+      <w:tr>
+        <w:tc>
+          <w:tcPr>
+            <w:shd w:fill="F3F4F6" w:val="solid"/>
+            <w:tcMar>
+              <w:left w:type="dxa" w:w="144"/>
+              <w:right w:type="dxa" w:w="144"/>
+            </w:tcMar>
+          </w:tcPr>
+          <w:p>
+            <w:pPr>
+              <w:spacing w:after="40" w:before="40"/>
+              <w:ind w:left="144"/>
+            </w:pPr>
+            <w:r>
+              <w:rPr>
+                <w:rFonts w:ascii="Courier New" w:cs="Courier New" w:eastAsia="Courier New" w:hAnsi="Courier New"/>
+                <w:color w:val="1F2937"/>
+                <w:sz w:val="18"/>
+                <w:szCs w:val="18"/>
+              </w:rPr>
+              <w:t xml:space="preserve">  // 2. Filter out banned corporate AI buzzwords</w:t>
+            </w:r>
+          </w:p>
+        </w:tc>
+      </w:tr>
+      <w:tr>
+        <w:tc>
+          <w:tcPr>
+            <w:shd w:fill="F3F4F6" w:val="solid"/>
+            <w:tcMar>
+              <w:left w:type="dxa" w:w="144"/>
+              <w:right w:type="dxa" w:w="144"/>
+            </w:tcMar>
+          </w:tcPr>
+          <w:p>
+            <w:pPr>
+              <w:spacing w:after="40" w:before="40"/>
+              <w:ind w:left="144"/>
+            </w:pPr>
+            <w:r>
+              <w:rPr>
+                <w:rFonts w:ascii="Courier New" w:cs="Courier New" w:eastAsia="Courier New" w:hAnsi="Courier New"/>
+                <w:color w:val="1F2937"/>
+                <w:sz w:val="18"/>
+                <w:szCs w:val="18"/>
+              </w:rPr>
+              <w:t xml:space="preserve">  for (const word of BANNED_AI_WORDS) {</w:t>
+            </w:r>
+          </w:p>
+        </w:tc>
+      </w:tr>
+      <w:tr>
+        <w:tc>
+          <w:tcPr>
+            <w:shd w:fill="F3F4F6" w:val="solid"/>
+            <w:tcMar>
+              <w:left w:type="dxa" w:w="144"/>
+              <w:right w:type="dxa" w:w="144"/>
+            </w:tcMar>
+          </w:tcPr>
+          <w:p>
+            <w:pPr>
+              <w:spacing w:after="40" w:before="40"/>
+              <w:ind w:left="144"/>
+            </w:pPr>
+            <w:r>
+              <w:rPr>
+                <w:rFonts w:ascii="Courier New" w:cs="Courier New" w:eastAsia="Courier New" w:hAnsi="Courier New"/>
+                <w:color w:val="1F2937"/>
+                <w:sz w:val="18"/>
+                <w:szCs w:val="18"/>
+              </w:rPr>
+              <w:t xml:space="preserve">    const regex = new RegExp(`\\b${word}\\b`, "gi");</w:t>
+            </w:r>
+          </w:p>
+        </w:tc>
+      </w:tr>
+      <w:tr>
+        <w:tc>
+          <w:tcPr>
+            <w:shd w:fill="F3F4F6" w:val="solid"/>
+            <w:tcMar>
+              <w:left w:type="dxa" w:w="144"/>
+              <w:right w:type="dxa" w:w="144"/>
+            </w:tcMar>
+          </w:tcPr>
+          <w:p>
+            <w:pPr>
+              <w:spacing w:after="40" w:before="40"/>
+              <w:ind w:left="144"/>
+            </w:pPr>
+            <w:r>
+              <w:rPr>
+                <w:rFonts w:ascii="Courier New" w:cs="Courier New" w:eastAsia="Courier New" w:hAnsi="Courier New"/>
+                <w:color w:val="1F2937"/>
+                <w:sz w:val="18"/>
+                <w:szCs w:val="18"/>
+              </w:rPr>
+              <w:t xml:space="preserve">    cleaned = cleaned.replace(regex, getHumanReplacement(word));</w:t>
+            </w:r>
+          </w:p>
+        </w:tc>
+      </w:tr>
+      <w:tr>
+        <w:tc>
+          <w:tcPr>
+            <w:shd w:fill="F3F4F6" w:val="solid"/>
+            <w:tcMar>
+              <w:left w:type="dxa" w:w="144"/>
+              <w:right w:type="dxa" w:w="144"/>
+            </w:tcMar>
+          </w:tcPr>
+          <w:p>
+            <w:pPr>
+              <w:spacing w:after="40" w:before="40"/>
+              <w:ind w:left="144"/>
+            </w:pPr>
+            <w:r>
+              <w:rPr>
+                <w:rFonts w:ascii="Courier New" w:cs="Courier New" w:eastAsia="Courier New" w:hAnsi="Courier New"/>
+                <w:color w:val="1F2937"/>
+                <w:sz w:val="18"/>
+                <w:szCs w:val="18"/>
+              </w:rPr>
+              <w:t xml:space="preserve">  }</w:t>
+            </w:r>
+          </w:p>
+        </w:tc>
+      </w:tr>
+      <w:tr>
+        <w:tc>
+          <w:tcPr>
+            <w:shd w:fill="F3F4F6" w:val="solid"/>
+            <w:tcMar>
+              <w:left w:type="dxa" w:w="144"/>
+              <w:right w:type="dxa" w:w="144"/>
+            </w:tcMar>
+          </w:tcPr>
+          <w:p>
+            <w:pPr>
+              <w:spacing w:after="40" w:before="40"/>
+              <w:ind w:left="144"/>
+            </w:pPr>
+            <w:r>
+              <w:rPr>
+                <w:rFonts w:ascii="Courier New" w:cs="Courier New" w:eastAsia="Courier New" w:hAnsi="Courier New"/>
+                <w:color w:val="1F2937"/>
+                <w:sz w:val="18"/>
+                <w:szCs w:val="18"/>
+              </w:rPr>
+              <w:t xml:space="preserve">  // 3. Remove AI throat-clearing openings</w:t>
+            </w:r>
+          </w:p>
+        </w:tc>
+      </w:tr>
+      <w:tr>
+        <w:tc>
+          <w:tcPr>
+            <w:shd w:fill="F3F4F6" w:val="solid"/>
+            <w:tcMar>
+              <w:left w:type="dxa" w:w="144"/>
+              <w:right w:type="dxa" w:w="144"/>
+            </w:tcMar>
+          </w:tcPr>
+          <w:p>
+            <w:pPr>
+              <w:spacing w:after="40" w:before="40"/>
+              <w:ind w:left="144"/>
+            </w:pPr>
+            <w:r>
+              <w:rPr>
+                <w:rFonts w:ascii="Courier New" w:cs="Courier New" w:eastAsia="Courier New" w:hAnsi="Courier New"/>
+                <w:color w:val="1F2937"/>
+                <w:sz w:val="18"/>
+                <w:szCs w:val="18"/>
+              </w:rPr>
+              <w:t xml:space="preserve">  cleaned = cleaned.replace(/^(Certainly!?|Sure!?|Absolutely!?|Here is|In today's)\s*/i, "");</w:t>
+            </w:r>
+          </w:p>
+        </w:tc>
+      </w:tr>
+      <w:tr>
+        <w:tc>
+          <w:tcPr>
+            <w:shd w:fill="F3F4F6" w:val="solid"/>
+            <w:tcMar>
+              <w:left w:type="dxa" w:w="144"/>
+              <w:right w:type="dxa" w:w="144"/>
+            </w:tcMar>
+          </w:tcPr>
+          <w:p>
+            <w:pPr>
+              <w:spacing w:after="40" w:before="40"/>
+              <w:ind w:left="144"/>
+            </w:pPr>
+            <w:r>
+              <w:rPr>
+                <w:rFonts w:ascii="Courier New" w:cs="Courier New" w:eastAsia="Courier New" w:hAnsi="Courier New"/>
+                <w:color w:val="1F2937"/>
+                <w:sz w:val="18"/>
+                <w:szCs w:val="18"/>
+              </w:rPr>
+              <w:t xml:space="preserve">  return cleaned.trim();</w:t>
+            </w:r>
+          </w:p>
+        </w:tc>
+      </w:tr>
+      <w:tr>
+        <w:tc>
+          <w:tcPr>
+            <w:shd w:fill="F3F4F6" w:val="solid"/>
+            <w:tcMar>
+              <w:left w:type="dxa" w:w="144"/>
+              <w:right w:type="dxa" w:w="144"/>
+            </w:tcMar>
+          </w:tcPr>
+          <w:p>
+            <w:pPr>
+              <w:spacing w:after="40" w:before="40"/>
+              <w:ind w:left="144"/>
+            </w:pPr>
+            <w:r>
+              <w:rPr>
+                <w:rFonts w:ascii="Courier New" w:cs="Courier New" w:eastAsia="Courier New" w:hAnsi="Courier New"/>
+                <w:color w:val="1F2937"/>
+                <w:sz w:val="18"/>
+                <w:szCs w:val="18"/>
+              </w:rPr>
+              <w:t xml:space="preserve">}</w:t>
             </w:r>
           </w:p>
         </w:tc>
@@ -817,7 +693,7 @@
           <w:sz w:val="24"/>
           <w:szCs w:val="24"/>
         </w:rPr>
-        <w:t xml:space="preserve">packages/bridge/package.json (build)</w:t>
+        <w:t xml:space="preserve">Unified Topological Build Runner (scripts/build-all.mjs)</w:t>
       </w:r>
     </w:p>
     <w:tbl>
@@ -856,111 +732,539 @@
                 <w:sz w:val="18"/>
                 <w:szCs w:val="18"/>
               </w:rPr>
-              <w:t xml:space="preserve">"scripts": {</w:t>
-            </w:r>
-          </w:p>
-        </w:tc>
-      </w:tr>
-      <w:tr>
-        <w:tc>
-          <w:tcPr>
-            <w:shd w:fill="F3F4F6" w:val="solid"/>
-            <w:tcMar>
-              <w:left w:type="dxa" w:w="144"/>
-              <w:right w:type="dxa" w:w="144"/>
-            </w:tcMar>
-          </w:tcPr>
-          <w:p>
-            <w:pPr>
-              <w:spacing w:after="40" w:before="40"/>
-              <w:ind w:left="144"/>
-            </w:pPr>
-            <w:r>
-              <w:rPr>
-                <w:rFonts w:ascii="Courier New" w:cs="Courier New" w:eastAsia="Courier New" w:hAnsi="Courier New"/>
-                <w:color w:val="1F2937"/>
-                <w:sz w:val="18"/>
-                <w:szCs w:val="18"/>
-              </w:rPr>
-              <w:t xml:space="preserve">  "build": "tsup src/index.ts src/cli.ts --format cjs --dts",</w:t>
-            </w:r>
-          </w:p>
-        </w:tc>
-      </w:tr>
-      <w:tr>
-        <w:tc>
-          <w:tcPr>
-            <w:shd w:fill="F3F4F6" w:val="solid"/>
-            <w:tcMar>
-              <w:left w:type="dxa" w:w="144"/>
-              <w:right w:type="dxa" w:w="144"/>
-            </w:tcMar>
-          </w:tcPr>
-          <w:p>
-            <w:pPr>
-              <w:spacing w:after="40" w:before="40"/>
-              <w:ind w:left="144"/>
-            </w:pPr>
-            <w:r>
-              <w:rPr>
-                <w:rFonts w:ascii="Courier New" w:cs="Courier New" w:eastAsia="Courier New" w:hAnsi="Courier New"/>
-                <w:color w:val="1F2937"/>
-                <w:sz w:val="18"/>
-                <w:szCs w:val="18"/>
-              </w:rPr>
-              <w:t xml:space="preserve">  "dev":   "tsup --watch"</w:t>
-            </w:r>
-          </w:p>
-        </w:tc>
-      </w:tr>
-      <w:tr>
-        <w:tc>
-          <w:tcPr>
-            <w:shd w:fill="F3F4F6" w:val="solid"/>
-            <w:tcMar>
-              <w:left w:type="dxa" w:w="144"/>
-              <w:right w:type="dxa" w:w="144"/>
-            </w:tcMar>
-          </w:tcPr>
-          <w:p>
-            <w:pPr>
-              <w:spacing w:after="40" w:before="40"/>
-              <w:ind w:left="144"/>
-            </w:pPr>
-            <w:r>
-              <w:rPr>
-                <w:rFonts w:ascii="Courier New" w:cs="Courier New" w:eastAsia="Courier New" w:hAnsi="Courier New"/>
-                <w:color w:val="1F2937"/>
-                <w:sz w:val="18"/>
-                <w:szCs w:val="18"/>
-              </w:rPr>
-              <w:t xml:space="preserve">},</w:t>
-            </w:r>
-          </w:p>
-        </w:tc>
-      </w:tr>
-      <w:tr>
-        <w:tc>
-          <w:tcPr>
-            <w:shd w:fill="F3F4F6" w:val="solid"/>
-            <w:tcMar>
-              <w:left w:type="dxa" w:w="144"/>
-              <w:right w:type="dxa" w:w="144"/>
-            </w:tcMar>
-          </w:tcPr>
-          <w:p>
-            <w:pPr>
-              <w:spacing w:after="40" w:before="40"/>
-              <w:ind w:left="144"/>
-            </w:pPr>
-            <w:r>
-              <w:rPr>
-                <w:rFonts w:ascii="Courier New" w:cs="Courier New" w:eastAsia="Courier New" w:hAnsi="Courier New"/>
-                <w:color w:val="1F2937"/>
-                <w:sz w:val="18"/>
-                <w:szCs w:val="18"/>
-              </w:rPr>
-              <w:t xml:space="preserve">"bin": { "nexus-bridge": "dist/cli.js" }</w:t>
+              <w:t xml:space="preserve">// 1. Build @nexusai/shared</w:t>
+            </w:r>
+          </w:p>
+        </w:tc>
+      </w:tr>
+      <w:tr>
+        <w:tc>
+          <w:tcPr>
+            <w:shd w:fill="F3F4F6" w:val="solid"/>
+            <w:tcMar>
+              <w:left w:type="dxa" w:w="144"/>
+              <w:right w:type="dxa" w:w="144"/>
+            </w:tcMar>
+          </w:tcPr>
+          <w:p>
+            <w:pPr>
+              <w:spacing w:after="40" w:before="40"/>
+              <w:ind w:left="144"/>
+            </w:pPr>
+            <w:r>
+              <w:rPr>
+                <w:rFonts w:ascii="Courier New" w:cs="Courier New" w:eastAsia="Courier New" w:hAnsi="Courier New"/>
+                <w:color w:val="1F2937"/>
+                <w:sz w:val="18"/>
+                <w:szCs w:val="18"/>
+              </w:rPr>
+              <w:t xml:space="preserve">runStep("1/3 @nexusai/shared", "pnpm --filter @nexusai/shared build", rootDir);</w:t>
+            </w:r>
+          </w:p>
+        </w:tc>
+      </w:tr>
+      <w:tr>
+        <w:tc>
+          <w:tcPr>
+            <w:shd w:fill="F3F4F6" w:val="solid"/>
+            <w:tcMar>
+              <w:left w:type="dxa" w:w="144"/>
+              <w:right w:type="dxa" w:w="144"/>
+            </w:tcMar>
+          </w:tcPr>
+          <w:p>
+            <w:pPr>
+              <w:spacing w:after="40" w:before="40"/>
+              <w:ind w:left="144"/>
+            </w:pPr>
+            <w:r>
+              <w:rPr>
+                <w:rFonts w:ascii="Courier New" w:cs="Courier New" w:eastAsia="Courier New" w:hAnsi="Courier New"/>
+                <w:color w:val="1F2937"/>
+                <w:sz w:val="18"/>
+                <w:szCs w:val="18"/>
+              </w:rPr>
+              <w:t xml:space="preserve"/>
+            </w:r>
+          </w:p>
+        </w:tc>
+      </w:tr>
+      <w:tr>
+        <w:tc>
+          <w:tcPr>
+            <w:shd w:fill="F3F4F6" w:val="solid"/>
+            <w:tcMar>
+              <w:left w:type="dxa" w:w="144"/>
+              <w:right w:type="dxa" w:w="144"/>
+            </w:tcMar>
+          </w:tcPr>
+          <w:p>
+            <w:pPr>
+              <w:spacing w:after="40" w:before="40"/>
+              <w:ind w:left="144"/>
+            </w:pPr>
+            <w:r>
+              <w:rPr>
+                <w:rFonts w:ascii="Courier New" w:cs="Courier New" w:eastAsia="Courier New" w:hAnsi="Courier New"/>
+                <w:color w:val="1F2937"/>
+                <w:sz w:val="18"/>
+                <w:szCs w:val="18"/>
+              </w:rPr>
+              <w:t xml:space="preserve">// 2. Build @nexusai/bridge &amp; persist Node ABI runtime path</w:t>
+            </w:r>
+          </w:p>
+        </w:tc>
+      </w:tr>
+      <w:tr>
+        <w:tc>
+          <w:tcPr>
+            <w:shd w:fill="F3F4F6" w:val="solid"/>
+            <w:tcMar>
+              <w:left w:type="dxa" w:w="144"/>
+              <w:right w:type="dxa" w:w="144"/>
+            </w:tcMar>
+          </w:tcPr>
+          <w:p>
+            <w:pPr>
+              <w:spacing w:after="40" w:before="40"/>
+              <w:ind w:left="144"/>
+            </w:pPr>
+            <w:r>
+              <w:rPr>
+                <w:rFonts w:ascii="Courier New" w:cs="Courier New" w:eastAsia="Courier New" w:hAnsi="Courier New"/>
+                <w:color w:val="1F2937"/>
+                <w:sz w:val="18"/>
+                <w:szCs w:val="18"/>
+              </w:rPr>
+              <w:t xml:space="preserve">runStep("2/3 @nexusai/bridge", "pnpm --filter @nexusai/bridge build", rootDir);</w:t>
+            </w:r>
+          </w:p>
+        </w:tc>
+      </w:tr>
+      <w:tr>
+        <w:tc>
+          <w:tcPr>
+            <w:shd w:fill="F3F4F6" w:val="solid"/>
+            <w:tcMar>
+              <w:left w:type="dxa" w:w="144"/>
+              <w:right w:type="dxa" w:w="144"/>
+            </w:tcMar>
+          </w:tcPr>
+          <w:p>
+            <w:pPr>
+              <w:spacing w:after="40" w:before="40"/>
+              <w:ind w:left="144"/>
+            </w:pPr>
+            <w:r>
+              <w:rPr>
+                <w:rFonts w:ascii="Courier New" w:cs="Courier New" w:eastAsia="Courier New" w:hAnsi="Courier New"/>
+                <w:color w:val="1F2937"/>
+                <w:sz w:val="18"/>
+                <w:szCs w:val="18"/>
+              </w:rPr>
+              <w:t xml:space="preserve">fs.writeFileSync(path.join(bridgeDist, "node_path.txt"), process.execPath, "utf8");</w:t>
+            </w:r>
+          </w:p>
+        </w:tc>
+      </w:tr>
+      <w:tr>
+        <w:tc>
+          <w:tcPr>
+            <w:shd w:fill="F3F4F6" w:val="solid"/>
+            <w:tcMar>
+              <w:left w:type="dxa" w:w="144"/>
+              <w:right w:type="dxa" w:w="144"/>
+            </w:tcMar>
+          </w:tcPr>
+          <w:p>
+            <w:pPr>
+              <w:spacing w:after="40" w:before="40"/>
+              <w:ind w:left="144"/>
+            </w:pPr>
+            <w:r>
+              <w:rPr>
+                <w:rFonts w:ascii="Courier New" w:cs="Courier New" w:eastAsia="Courier New" w:hAnsi="Courier New"/>
+                <w:color w:val="1F2937"/>
+                <w:sz w:val="18"/>
+                <w:szCs w:val="18"/>
+              </w:rPr>
+              <w:t xml:space="preserve"/>
+            </w:r>
+          </w:p>
+        </w:tc>
+      </w:tr>
+      <w:tr>
+        <w:tc>
+          <w:tcPr>
+            <w:shd w:fill="F3F4F6" w:val="solid"/>
+            <w:tcMar>
+              <w:left w:type="dxa" w:w="144"/>
+              <w:right w:type="dxa" w:w="144"/>
+            </w:tcMar>
+          </w:tcPr>
+          <w:p>
+            <w:pPr>
+              <w:spacing w:after="40" w:before="40"/>
+              <w:ind w:left="144"/>
+            </w:pPr>
+            <w:r>
+              <w:rPr>
+                <w:rFonts w:ascii="Courier New" w:cs="Courier New" w:eastAsia="Courier New" w:hAnsi="Courier New"/>
+                <w:color w:val="1F2937"/>
+                <w:sz w:val="18"/>
+                <w:szCs w:val="18"/>
+              </w:rPr>
+              <w:t xml:space="preserve">// 3. Build @nexusai/extension Chrome MV3 bundle</w:t>
+            </w:r>
+          </w:p>
+        </w:tc>
+      </w:tr>
+      <w:tr>
+        <w:tc>
+          <w:tcPr>
+            <w:shd w:fill="F3F4F6" w:val="solid"/>
+            <w:tcMar>
+              <w:left w:type="dxa" w:w="144"/>
+              <w:right w:type="dxa" w:w="144"/>
+            </w:tcMar>
+          </w:tcPr>
+          <w:p>
+            <w:pPr>
+              <w:spacing w:after="40" w:before="40"/>
+              <w:ind w:left="144"/>
+            </w:pPr>
+            <w:r>
+              <w:rPr>
+                <w:rFonts w:ascii="Courier New" w:cs="Courier New" w:eastAsia="Courier New" w:hAnsi="Courier New"/>
+                <w:color w:val="1F2937"/>
+                <w:sz w:val="18"/>
+                <w:szCs w:val="18"/>
+              </w:rPr>
+              <w:t xml:space="preserve">runStep("3/3 @nexusai/extension", "pnpm --filter @nexusai/extension build", rootDir);</w:t>
+            </w:r>
+          </w:p>
+        </w:tc>
+      </w:tr>
+    </w:tbl>
+    <w:p>
+      <w:pPr>
+        <w:spacing w:after="60" w:before="60"/>
+        <w:jc w:val="left"/>
+      </w:pPr>
+    </w:p>
+    <w:p>
+      <w:pPr>
+        <w:pStyle w:val="Heading3"/>
+        <w:spacing w:after="80" w:before="200"/>
+      </w:pPr>
+      <w:r>
+        <w:rPr>
+          <w:b/>
+          <w:bCs/>
+          <w:color w:val="7C3AED"/>
+          <w:sz w:val="24"/>
+          <w:szCs w:val="24"/>
+        </w:rPr>
+        <w:t xml:space="preserve">Host Registration (scripts/install-host.mjs)</w:t>
+      </w:r>
+    </w:p>
+    <w:tbl>
+      <w:tblPr>
+        <w:tblW w:type="pct" w:w="100%"/>
+        <w:tblBorders>
+          <w:top w:val="single" w:color="E5E7EB" w:sz="4"/>
+          <w:left w:val="single" w:color="E5E7EB" w:sz="4"/>
+          <w:bottom w:val="single" w:color="E5E7EB" w:sz="4"/>
+          <w:right w:val="single" w:color="E5E7EB" w:sz="4"/>
+          <w:insideH w:val="single" w:color="auto" w:sz="4"/>
+          <w:insideV w:val="single" w:color="auto" w:sz="4"/>
+        </w:tblBorders>
+      </w:tblPr>
+      <w:tblGrid>
+        <w:gridCol w:w="100"/>
+      </w:tblGrid>
+      <w:tr>
+        <w:tc>
+          <w:tcPr>
+            <w:shd w:fill="F3F4F6" w:val="solid"/>
+            <w:tcMar>
+              <w:left w:type="dxa" w:w="144"/>
+              <w:right w:type="dxa" w:w="144"/>
+            </w:tcMar>
+          </w:tcPr>
+          <w:p>
+            <w:pPr>
+              <w:spacing w:after="40" w:before="40"/>
+              <w:ind w:left="144"/>
+            </w:pPr>
+            <w:r>
+              <w:rPr>
+                <w:rFonts w:ascii="Courier New" w:cs="Courier New" w:eastAsia="Courier New" w:hAnsi="Courier New"/>
+                <w:color w:val="1F2937"/>
+                <w:sz w:val="18"/>
+                <w:szCs w:val="18"/>
+              </w:rPr>
+              <w:t xml:space="preserve">const manifest = {</w:t>
+            </w:r>
+          </w:p>
+        </w:tc>
+      </w:tr>
+      <w:tr>
+        <w:tc>
+          <w:tcPr>
+            <w:shd w:fill="F3F4F6" w:val="solid"/>
+            <w:tcMar>
+              <w:left w:type="dxa" w:w="144"/>
+              <w:right w:type="dxa" w:w="144"/>
+            </w:tcMar>
+          </w:tcPr>
+          <w:p>
+            <w:pPr>
+              <w:spacing w:after="40" w:before="40"/>
+              <w:ind w:left="144"/>
+            </w:pPr>
+            <w:r>
+              <w:rPr>
+                <w:rFonts w:ascii="Courier New" w:cs="Courier New" w:eastAsia="Courier New" w:hAnsi="Courier New"/>
+                <w:color w:val="1F2937"/>
+                <w:sz w:val="18"/>
+                <w:szCs w:val="18"/>
+              </w:rPr>
+              <w:t xml:space="preserve">  name: "com.nexusai.browserhost",</w:t>
+            </w:r>
+          </w:p>
+        </w:tc>
+      </w:tr>
+      <w:tr>
+        <w:tc>
+          <w:tcPr>
+            <w:shd w:fill="F3F4F6" w:val="solid"/>
+            <w:tcMar>
+              <w:left w:type="dxa" w:w="144"/>
+              <w:right w:type="dxa" w:w="144"/>
+            </w:tcMar>
+          </w:tcPr>
+          <w:p>
+            <w:pPr>
+              <w:spacing w:after="40" w:before="40"/>
+              <w:ind w:left="144"/>
+            </w:pPr>
+            <w:r>
+              <w:rPr>
+                <w:rFonts w:ascii="Courier New" w:cs="Courier New" w:eastAsia="Courier New" w:hAnsi="Courier New"/>
+                <w:color w:val="1F2937"/>
+                <w:sz w:val="18"/>
+                <w:szCs w:val="18"/>
+              </w:rPr>
+              <w:t xml:space="preserve">  description: "NexusAI Native Messaging Host for Autonomous Browser Agent",</w:t>
+            </w:r>
+          </w:p>
+        </w:tc>
+      </w:tr>
+      <w:tr>
+        <w:tc>
+          <w:tcPr>
+            <w:shd w:fill="F3F4F6" w:val="solid"/>
+            <w:tcMar>
+              <w:left w:type="dxa" w:w="144"/>
+              <w:right w:type="dxa" w:w="144"/>
+            </w:tcMar>
+          </w:tcPr>
+          <w:p>
+            <w:pPr>
+              <w:spacing w:after="40" w:before="40"/>
+              <w:ind w:left="144"/>
+            </w:pPr>
+            <w:r>
+              <w:rPr>
+                <w:rFonts w:ascii="Courier New" w:cs="Courier New" w:eastAsia="Courier New" w:hAnsi="Courier New"/>
+                <w:color w:val="1F2937"/>
+                <w:sz w:val="18"/>
+                <w:szCs w:val="18"/>
+              </w:rPr>
+              <w:t xml:space="preserve">  path: launcherPath,</w:t>
+            </w:r>
+          </w:p>
+        </w:tc>
+      </w:tr>
+      <w:tr>
+        <w:tc>
+          <w:tcPr>
+            <w:shd w:fill="F3F4F6" w:val="solid"/>
+            <w:tcMar>
+              <w:left w:type="dxa" w:w="144"/>
+              <w:right w:type="dxa" w:w="144"/>
+            </w:tcMar>
+          </w:tcPr>
+          <w:p>
+            <w:pPr>
+              <w:spacing w:after="40" w:before="40"/>
+              <w:ind w:left="144"/>
+            </w:pPr>
+            <w:r>
+              <w:rPr>
+                <w:rFonts w:ascii="Courier New" w:cs="Courier New" w:eastAsia="Courier New" w:hAnsi="Courier New"/>
+                <w:color w:val="1F2937"/>
+                <w:sz w:val="18"/>
+                <w:szCs w:val="18"/>
+              </w:rPr>
+              <w:t xml:space="preserve">  type: "stdio",</w:t>
+            </w:r>
+          </w:p>
+        </w:tc>
+      </w:tr>
+      <w:tr>
+        <w:tc>
+          <w:tcPr>
+            <w:shd w:fill="F3F4F6" w:val="solid"/>
+            <w:tcMar>
+              <w:left w:type="dxa" w:w="144"/>
+              <w:right w:type="dxa" w:w="144"/>
+            </w:tcMar>
+          </w:tcPr>
+          <w:p>
+            <w:pPr>
+              <w:spacing w:after="40" w:before="40"/>
+              <w:ind w:left="144"/>
+            </w:pPr>
+            <w:r>
+              <w:rPr>
+                <w:rFonts w:ascii="Courier New" w:cs="Courier New" w:eastAsia="Courier New" w:hAnsi="Courier New"/>
+                <w:color w:val="1F2937"/>
+                <w:sz w:val="18"/>
+                <w:szCs w:val="18"/>
+              </w:rPr>
+              <w:t xml:space="preserve">  allowed_origins: ["chrome-extension://hbdgbgagpkpjffpklnamcljpakneikee/"]</w:t>
+            </w:r>
+          </w:p>
+        </w:tc>
+      </w:tr>
+      <w:tr>
+        <w:tc>
+          <w:tcPr>
+            <w:shd w:fill="F3F4F6" w:val="solid"/>
+            <w:tcMar>
+              <w:left w:type="dxa" w:w="144"/>
+              <w:right w:type="dxa" w:w="144"/>
+            </w:tcMar>
+          </w:tcPr>
+          <w:p>
+            <w:pPr>
+              <w:spacing w:after="40" w:before="40"/>
+              <w:ind w:left="144"/>
+            </w:pPr>
+            <w:r>
+              <w:rPr>
+                <w:rFonts w:ascii="Courier New" w:cs="Courier New" w:eastAsia="Courier New" w:hAnsi="Courier New"/>
+                <w:color w:val="1F2937"/>
+                <w:sz w:val="18"/>
+                <w:szCs w:val="18"/>
+              </w:rPr>
+              <w:t xml:space="preserve">};</w:t>
+            </w:r>
+          </w:p>
+        </w:tc>
+      </w:tr>
+      <w:tr>
+        <w:tc>
+          <w:tcPr>
+            <w:shd w:fill="F3F4F6" w:val="solid"/>
+            <w:tcMar>
+              <w:left w:type="dxa" w:w="144"/>
+              <w:right w:type="dxa" w:w="144"/>
+            </w:tcMar>
+          </w:tcPr>
+          <w:p>
+            <w:pPr>
+              <w:spacing w:after="40" w:before="40"/>
+              <w:ind w:left="144"/>
+            </w:pPr>
+            <w:r>
+              <w:rPr>
+                <w:rFonts w:ascii="Courier New" w:cs="Courier New" w:eastAsia="Courier New" w:hAnsi="Courier New"/>
+                <w:color w:val="1F2937"/>
+                <w:sz w:val="18"/>
+                <w:szCs w:val="18"/>
+              </w:rPr>
+              <w:t xml:space="preserve">fs.writeFileSync(target.manifestPath, JSON.stringify(manifest, null, 2));</w:t>
+            </w:r>
+          </w:p>
+        </w:tc>
+      </w:tr>
+      <w:tr>
+        <w:tc>
+          <w:tcPr>
+            <w:shd w:fill="F3F4F6" w:val="solid"/>
+            <w:tcMar>
+              <w:left w:type="dxa" w:w="144"/>
+              <w:right w:type="dxa" w:w="144"/>
+            </w:tcMar>
+          </w:tcPr>
+          <w:p>
+            <w:pPr>
+              <w:spacing w:after="40" w:before="40"/>
+              <w:ind w:left="144"/>
+            </w:pPr>
+            <w:r>
+              <w:rPr>
+                <w:rFonts w:ascii="Courier New" w:cs="Courier New" w:eastAsia="Courier New" w:hAnsi="Courier New"/>
+                <w:color w:val="1F2937"/>
+                <w:sz w:val="18"/>
+                <w:szCs w:val="18"/>
+              </w:rPr>
+              <w:t xml:space="preserve">if (process.platform === "win32") {</w:t>
+            </w:r>
+          </w:p>
+        </w:tc>
+      </w:tr>
+      <w:tr>
+        <w:tc>
+          <w:tcPr>
+            <w:shd w:fill="F3F4F6" w:val="solid"/>
+            <w:tcMar>
+              <w:left w:type="dxa" w:w="144"/>
+              <w:right w:type="dxa" w:w="144"/>
+            </w:tcMar>
+          </w:tcPr>
+          <w:p>
+            <w:pPr>
+              <w:spacing w:after="40" w:before="40"/>
+              <w:ind w:left="144"/>
+            </w:pPr>
+            <w:r>
+              <w:rPr>
+                <w:rFonts w:ascii="Courier New" w:cs="Courier New" w:eastAsia="Courier New" w:hAnsi="Courier New"/>
+                <w:color w:val="1F2937"/>
+                <w:sz w:val="18"/>
+                <w:szCs w:val="18"/>
+              </w:rPr>
+              <w:t xml:space="preserve">  execSync(`reg add "${target.registryKey}" /ve /t REG_SZ /d "${target.manifestPath}" /f`);</w:t>
+            </w:r>
+          </w:p>
+        </w:tc>
+      </w:tr>
+      <w:tr>
+        <w:tc>
+          <w:tcPr>
+            <w:shd w:fill="F3F4F6" w:val="solid"/>
+            <w:tcMar>
+              <w:left w:type="dxa" w:w="144"/>
+              <w:right w:type="dxa" w:w="144"/>
+            </w:tcMar>
+          </w:tcPr>
+          <w:p>
+            <w:pPr>
+              <w:spacing w:after="40" w:before="40"/>
+              <w:ind w:left="144"/>
+            </w:pPr>
+            <w:r>
+              <w:rPr>
+                <w:rFonts w:ascii="Courier New" w:cs="Courier New" w:eastAsia="Courier New" w:hAnsi="Courier New"/>
+                <w:color w:val="1F2937"/>
+                <w:sz w:val="18"/>
+                <w:szCs w:val="18"/>
+              </w:rPr>
+              <w:t xml:space="preserve">}</w:t>
             </w:r>
           </w:p>
         </w:tc>
@@ -1005,7 +1309,7 @@
           <w:sz w:val="22"/>
           <w:szCs w:val="22"/>
         </w:rPr>
-        <w:t xml:space="preserve">► pnpm build with topological ordering: </w:t>
+        <w:t xml:space="preserve">► Dual-layer humanizer approach: </w:t>
       </w:r>
       <w:r>
         <w:rPr>
@@ -1013,7 +1317,7 @@
           <w:sz w:val="22"/>
           <w:szCs w:val="22"/>
         </w:rPr>
-        <w:t xml:space="preserve">shared must finish before bridge/extension can import from it; pnpm respects workspace dependency graph automatically</w:t>
+        <w:t xml:space="preserve">Combines system prompt constraints with deterministic regex sanitization to guarantee zero AI buzzwords or em dashes even if the LLM slips</w:t>
       </w:r>
     </w:p>
     <w:p>
@@ -1033,7 +1337,7 @@
           <w:sz w:val="22"/>
           <w:szCs w:val="22"/>
         </w:rPr>
-        <w:t xml:space="preserve">► tsup over tsc for bridge: </w:t>
+        <w:t xml:space="preserve">► Topological build pipeline over ad-hoc script execution: </w:t>
       </w:r>
       <w:r>
         <w:rPr>
@@ -1041,7 +1345,7 @@
           <w:sz w:val="22"/>
           <w:szCs w:val="22"/>
         </w:rPr>
-        <w:t xml:space="preserve">tsup bundles all imports into a single file, avoiding Node.js module resolution issues when installed globally via npm link</w:t>
+        <w:t xml:space="preserve">Guarantees shared types and utilities are compiled before bridge or extension packages consume them</w:t>
       </w:r>
     </w:p>
     <w:p>
@@ -1061,7 +1365,7 @@
           <w:sz w:val="22"/>
           <w:szCs w:val="22"/>
         </w:rPr>
-        <w:t xml:space="preserve">► WXT for extension: </w:t>
+        <w:t xml:space="preserve">► Node executable pinning via node_path.txt: </w:t>
       </w:r>
       <w:r>
         <w:rPr>
@@ -1069,7 +1373,35 @@
           <w:sz w:val="22"/>
           <w:szCs w:val="22"/>
         </w:rPr>
-        <w:t xml:space="preserve">handles the complexity of MV3 service worker build, content script manifest generation, and output directory structure for Chrome Load Unpacked</w:t>
+        <w:t xml:space="preserve">Solves the notorious NODE_MODULE_VERSION mismatch when Chrome executes native messaging hosts in isolated subshells</w:t>
+      </w:r>
+    </w:p>
+    <w:p>
+      <w:pPr>
+        <w:pStyle w:val="ListParagraph"/>
+        <w:numPr>
+          <w:ilvl w:val="0"/>
+          <w:numId w:val="1"/>
+        </w:numPr>
+        <w:spacing w:after="80" w:before="80"/>
+      </w:pPr>
+      <w:r>
+        <w:rPr>
+          <w:b/>
+          <w:bCs/>
+          <w:color w:val="4F46E5"/>
+          <w:sz w:val="22"/>
+          <w:szCs w:val="22"/>
+        </w:rPr>
+        <w:t xml:space="preserve">► Native Messaging Host identity com.nexusai.browserhost: </w:t>
+      </w:r>
+      <w:r>
+        <w:rPr>
+          <w:color w:val="1F2937"/>
+          <w:sz w:val="22"/>
+          <w:szCs w:val="22"/>
+        </w:rPr>
+        <w:t xml:space="preserve">Purges legacy chromemcp naming and aligns registration paths across Windows Registry and macOS Application Support</w:t>
       </w:r>
     </w:p>
     <w:sectPr>
